--- a/resumes/Thayagapriyan-Dravidamani-Resume.docx
+++ b/resumes/Thayagapriyan-Dravidamani-Resume.docx
@@ -189,7 +189,7 @@
           <w:color w:val="2B2B2B"/>
           <w:sz w:val="20"/>
         </w:rPr>
-        <w:t>AWS (S3, SES, MSK), GCP (BigQuery), GitHub Actions, Jenkins, Bamboo, Nexus, Docker</w:t>
+        <w:t>AWS (Lambda, API Gateway, IAM, VPC, Security Groups, S3, SES, MSK), GCP (BigQuery), GitHub Actions, Jenkins, Bamboo, Nexus, Docker</w:t>
       </w:r>
     </w:p>
     <w:p>
@@ -386,7 +386,7 @@
           <w:color w:val="6B797C"/>
           <w:sz w:val="19"/>
         </w:rPr>
-        <w:t>Leading integration architecture and delivery for enterprise programs spanning Salesforce, SAP S4/HANA, e-commerce, and developer platform initiatives.</w:t>
+        <w:t xml:space="preserve">Leading integration architecture and delivery for enterprise programs spanning Salesforce, SAP S4/HANA, e-commerce, and developer platforms.</w:t>
       </w:r>
     </w:p>
     <w:p>
@@ -406,64 +406,45 @@
           <w:color w:val="B8492A"/>
           <w:sz w:val="19"/>
         </w:rPr>
-        <w:t>API Developer Experience &amp; Governance</w:t>
-      </w:r>
-    </w:p>
-    <w:p>
-      <w:pPr>
-        <w:spacing w:after="60" w:line="240" w:lineRule="auto"/>
-        <w:ind w:left="360" w:hanging="200"/>
-        <w:rPr>
-          <w:rFonts w:ascii="Calibri" w:hAnsi="Calibri" w:cs="Calibri"/>
-          <w:color w:val="2B2B2B"/>
-          <w:sz w:val="20"/>
-        </w:rPr>
-      </w:pPr>
-      <w:r>
-        <w:rPr>
-          <w:rFonts w:ascii="Calibri" w:hAnsi="Calibri" w:cs="Calibri"/>
-          <w:color w:val="2B2B2B"/>
-          <w:sz w:val="20"/>
-        </w:rPr>
-        <w:t>•  Architected a centralized API catalog by integrating MuleSoft API Exchange with a Salesforce Experience Site, exposing interactive Swagger/OpenAPI docs via a custom Lightning Web Component (LWC) - boosting developer self-service and reducing API onboarding time.</w:t>
-      </w:r>
-    </w:p>
-    <w:p>
-      <w:pPr>
-        <w:spacing w:after="60" w:line="240" w:lineRule="auto"/>
-        <w:ind w:left="360" w:hanging="200"/>
-        <w:rPr>
-          <w:rFonts w:ascii="Calibri" w:hAnsi="Calibri" w:cs="Calibri"/>
-          <w:color w:val="2B2B2B"/>
-          <w:sz w:val="20"/>
-        </w:rPr>
-      </w:pPr>
-      <w:r>
-        <w:rPr>
-          <w:rFonts w:ascii="Calibri" w:hAnsi="Calibri" w:cs="Calibri"/>
-          <w:color w:val="2B2B2B"/>
-          <w:sz w:val="20"/>
-        </w:rPr>
-        <w:t>•  Configured dedicated subdomain and email services for the API portal, establishing a professional developer engagement platform aligned with enterprise governance standards.</w:t>
-      </w:r>
-    </w:p>
-    <w:p>
-      <w:pPr>
-        <w:spacing w:after="60" w:line="240" w:lineRule="auto"/>
-        <w:ind w:left="360" w:hanging="200"/>
-        <w:rPr>
-          <w:rFonts w:ascii="Calibri" w:hAnsi="Calibri" w:cs="Calibri"/>
-          <w:color w:val="2B2B2B"/>
-          <w:sz w:val="20"/>
-        </w:rPr>
-      </w:pPr>
-      <w:r>
-        <w:rPr>
-          <w:rFonts w:ascii="Calibri" w:hAnsi="Calibri" w:cs="Calibri"/>
-          <w:color w:val="2B2B2B"/>
-          <w:sz w:val="20"/>
-        </w:rPr>
-        <w:t>•  Published and customized the API Experience Hub portal, defining the organization-wide API discoverability and documentation standard.</w:t>
+        <w:t xml:space="preserve">API Developer Experience &amp; Governance</w:t>
+      </w:r>
+    </w:p>
+    <w:p>
+      <w:pPr>
+        <w:spacing w:after="60" w:line="240" w:lineRule="auto"/>
+        <w:ind w:left="360" w:hanging="200"/>
+        <w:rPr>
+          <w:rFonts w:ascii="Calibri" w:hAnsi="Calibri" w:cs="Calibri"/>
+          <w:color w:val="2B2B2B"/>
+          <w:sz w:val="20"/>
+        </w:rPr>
+      </w:pPr>
+      <w:r>
+        <w:rPr>
+          <w:rFonts w:ascii="Calibri" w:hAnsi="Calibri" w:cs="Calibri"/>
+          <w:color w:val="2B2B2B"/>
+          <w:sz w:val="20"/>
+        </w:rPr>
+        <w:t xml:space="preserve">•  Architected a centralized API catalog linking API Exchange to a Salesforce Experience Site, with Swagger/OpenAPI docs in a custom LWC, cutting API onboarding time.</w:t>
+      </w:r>
+    </w:p>
+    <w:p>
+      <w:pPr>
+        <w:spacing w:after="60" w:line="240" w:lineRule="auto"/>
+        <w:ind w:left="360" w:hanging="200"/>
+        <w:rPr>
+          <w:rFonts w:ascii="Calibri" w:hAnsi="Calibri" w:cs="Calibri"/>
+          <w:color w:val="2B2B2B"/>
+          <w:sz w:val="20"/>
+        </w:rPr>
+      </w:pPr>
+      <w:r>
+        <w:rPr>
+          <w:rFonts w:ascii="Calibri" w:hAnsi="Calibri" w:cs="Calibri"/>
+          <w:color w:val="2B2B2B"/>
+          <w:sz w:val="20"/>
+        </w:rPr>
+        <w:t xml:space="preserve">•  Published the API Experience Hub portal with its own subdomain and email services, setting the org-wide API documentation standard.</w:t>
       </w:r>
     </w:p>
     <w:p>
@@ -483,45 +464,45 @@
           <w:color w:val="B8492A"/>
           <w:sz w:val="19"/>
         </w:rPr>
-        <w:t>SAP S4/HANA Migration (MAT Program)</w:t>
-      </w:r>
-    </w:p>
-    <w:p>
-      <w:pPr>
-        <w:spacing w:after="60" w:line="240" w:lineRule="auto"/>
-        <w:ind w:left="360" w:hanging="200"/>
-        <w:rPr>
-          <w:rFonts w:ascii="Calibri" w:hAnsi="Calibri" w:cs="Calibri"/>
-          <w:color w:val="2B2B2B"/>
-          <w:sz w:val="20"/>
-        </w:rPr>
-      </w:pPr>
-      <w:r>
-        <w:rPr>
-          <w:rFonts w:ascii="Calibri" w:hAnsi="Calibri" w:cs="Calibri"/>
-          <w:color w:val="2B2B2B"/>
-          <w:sz w:val="20"/>
-        </w:rPr>
-        <w:t>•  Designed and delivered the integration layer for a strategic accounts management platform migration from a legacy on-premise system to SAP S4/HANA - pulling data from the TRAX system, transforming it to a canonical data model, and publishing to SAP via OData/SOAP services.</w:t>
-      </w:r>
-    </w:p>
-    <w:p>
-      <w:pPr>
-        <w:spacing w:after="60" w:line="240" w:lineRule="auto"/>
-        <w:ind w:left="360" w:hanging="200"/>
-        <w:rPr>
-          <w:rFonts w:ascii="Calibri" w:hAnsi="Calibri" w:cs="Calibri"/>
-          <w:color w:val="2B2B2B"/>
-          <w:sz w:val="20"/>
-        </w:rPr>
-      </w:pPr>
-      <w:r>
-        <w:rPr>
-          <w:rFonts w:ascii="Calibri" w:hAnsi="Calibri" w:cs="Calibri"/>
-          <w:color w:val="2B2B2B"/>
-          <w:sz w:val="20"/>
-        </w:rPr>
-        <w:t>•  Deployed all APIs to Runtime Fabric (RTF) and established Anypoint Monitoring dashboards for real-time SLA visibility and operational governance.</w:t>
+        <w:t xml:space="preserve">SAP S4/HANA Migration (MAT Program)</w:t>
+      </w:r>
+    </w:p>
+    <w:p>
+      <w:pPr>
+        <w:spacing w:after="60" w:line="240" w:lineRule="auto"/>
+        <w:ind w:left="360" w:hanging="200"/>
+        <w:rPr>
+          <w:rFonts w:ascii="Calibri" w:hAnsi="Calibri" w:cs="Calibri"/>
+          <w:color w:val="2B2B2B"/>
+          <w:sz w:val="20"/>
+        </w:rPr>
+      </w:pPr>
+      <w:r>
+        <w:rPr>
+          <w:rFonts w:ascii="Calibri" w:hAnsi="Calibri" w:cs="Calibri"/>
+          <w:color w:val="2B2B2B"/>
+          <w:sz w:val="20"/>
+        </w:rPr>
+        <w:t xml:space="preserve">•  Delivered the integration layer migrating a strategic accounts platform to SAP S4/HANA: TRAX data mapped to a canonical model and published via OData and SOAP.</w:t>
+      </w:r>
+    </w:p>
+    <w:p>
+      <w:pPr>
+        <w:spacing w:after="60" w:line="240" w:lineRule="auto"/>
+        <w:ind w:left="360" w:hanging="200"/>
+        <w:rPr>
+          <w:rFonts w:ascii="Calibri" w:hAnsi="Calibri" w:cs="Calibri"/>
+          <w:color w:val="2B2B2B"/>
+          <w:sz w:val="20"/>
+        </w:rPr>
+      </w:pPr>
+      <w:r>
+        <w:rPr>
+          <w:rFonts w:ascii="Calibri" w:hAnsi="Calibri" w:cs="Calibri"/>
+          <w:color w:val="2B2B2B"/>
+          <w:sz w:val="20"/>
+        </w:rPr>
+        <w:t xml:space="preserve">•  Deployed all APIs to Runtime Fabric with Anypoint Monitoring dashboards for SLA visibility.</w:t>
       </w:r>
     </w:p>
     <w:p>
@@ -541,45 +522,45 @@
           <w:color w:val="B8492A"/>
           <w:sz w:val="19"/>
         </w:rPr>
-        <w:t>E-Commerce Integration - Salesforce &amp; Hybris</w:t>
-      </w:r>
-    </w:p>
-    <w:p>
-      <w:pPr>
-        <w:spacing w:after="60" w:line="240" w:lineRule="auto"/>
-        <w:ind w:left="360" w:hanging="200"/>
-        <w:rPr>
-          <w:rFonts w:ascii="Calibri" w:hAnsi="Calibri" w:cs="Calibri"/>
-          <w:color w:val="2B2B2B"/>
-          <w:sz w:val="20"/>
-        </w:rPr>
-      </w:pPr>
-      <w:r>
-        <w:rPr>
-          <w:rFonts w:ascii="Calibri" w:hAnsi="Calibri" w:cs="Calibri"/>
-          <w:color w:val="2B2B2B"/>
-          <w:sz w:val="20"/>
-        </w:rPr>
-        <w:t>•  Built a full suite of Mule 4 commerce APIs connecting Salesforce and Hybris: Create/Update/Get Cart, Get Delivery Options, Add Promotions, Create &amp; Publish Order - enabling seamless end-to-end order lifecycle orchestration.</w:t>
-      </w:r>
-    </w:p>
-    <w:p>
-      <w:pPr>
-        <w:spacing w:after="60" w:line="240" w:lineRule="auto"/>
-        <w:ind w:left="360" w:hanging="200"/>
-        <w:rPr>
-          <w:rFonts w:ascii="Calibri" w:hAnsi="Calibri" w:cs="Calibri"/>
-          <w:color w:val="2B2B2B"/>
-          <w:sz w:val="20"/>
-        </w:rPr>
-      </w:pPr>
-      <w:r>
-        <w:rPr>
-          <w:rFonts w:ascii="Calibri" w:hAnsi="Calibri" w:cs="Calibri"/>
-          <w:color w:val="2B2B2B"/>
-          <w:sz w:val="20"/>
-        </w:rPr>
-        <w:t>•  Implemented Anypoint MQ for asynchronous decoupling between commerce events and integrated Salesforce Apex callbacks within the API layer.</w:t>
+        <w:t xml:space="preserve">E-Commerce Integration - Salesforce &amp; Hybris</w:t>
+      </w:r>
+    </w:p>
+    <w:p>
+      <w:pPr>
+        <w:spacing w:after="60" w:line="240" w:lineRule="auto"/>
+        <w:ind w:left="360" w:hanging="200"/>
+        <w:rPr>
+          <w:rFonts w:ascii="Calibri" w:hAnsi="Calibri" w:cs="Calibri"/>
+          <w:color w:val="2B2B2B"/>
+          <w:sz w:val="20"/>
+        </w:rPr>
+      </w:pPr>
+      <w:r>
+        <w:rPr>
+          <w:rFonts w:ascii="Calibri" w:hAnsi="Calibri" w:cs="Calibri"/>
+          <w:color w:val="2B2B2B"/>
+          <w:sz w:val="20"/>
+        </w:rPr>
+        <w:t xml:space="preserve">•  Built Mule 4 commerce APIs (cart, delivery, promotions, orders) between Salesforce and Hybris for end-to-end order lifecycle orchestration.</w:t>
+      </w:r>
+    </w:p>
+    <w:p>
+      <w:pPr>
+        <w:spacing w:after="60" w:line="240" w:lineRule="auto"/>
+        <w:ind w:left="360" w:hanging="200"/>
+        <w:rPr>
+          <w:rFonts w:ascii="Calibri" w:hAnsi="Calibri" w:cs="Calibri"/>
+          <w:color w:val="2B2B2B"/>
+          <w:sz w:val="20"/>
+        </w:rPr>
+      </w:pPr>
+      <w:r>
+        <w:rPr>
+          <w:rFonts w:ascii="Calibri" w:hAnsi="Calibri" w:cs="Calibri"/>
+          <w:color w:val="2B2B2B"/>
+          <w:sz w:val="20"/>
+        </w:rPr>
+        <w:t xml:space="preserve">•  Decoupled commerce events with Anypoint MQ and Salesforce Apex callbacks.</w:t>
       </w:r>
     </w:p>
     <w:p>
@@ -599,216 +580,370 @@
           <w:color w:val="B8492A"/>
           <w:sz w:val="19"/>
         </w:rPr>
-        <w:t>Platform Engineering &amp; Innovation</w:t>
-      </w:r>
-    </w:p>
-    <w:p>
-      <w:pPr>
-        <w:spacing w:after="60" w:line="240" w:lineRule="auto"/>
-        <w:ind w:left="360" w:hanging="200"/>
-        <w:rPr>
-          <w:rFonts w:ascii="Calibri" w:hAnsi="Calibri" w:cs="Calibri"/>
-          <w:color w:val="2B2B2B"/>
-          <w:sz w:val="20"/>
-        </w:rPr>
-      </w:pPr>
-      <w:r>
-        <w:rPr>
-          <w:rFonts w:ascii="Calibri" w:hAnsi="Calibri" w:cs="Calibri"/>
-          <w:color w:val="2B2B2B"/>
-          <w:sz w:val="20"/>
-        </w:rPr>
-        <w:t>•  Engineered AWS Signature V4 signing logic to authenticate against AWS SES API - establishing the reusable security pattern for all AWS service integrations.</w:t>
-      </w:r>
-    </w:p>
-    <w:p>
-      <w:pPr>
-        <w:spacing w:after="60" w:line="240" w:lineRule="auto"/>
-        <w:ind w:left="360" w:hanging="200"/>
-        <w:rPr>
-          <w:rFonts w:ascii="Calibri" w:hAnsi="Calibri" w:cs="Calibri"/>
-          <w:color w:val="2B2B2B"/>
-          <w:sz w:val="20"/>
-        </w:rPr>
-      </w:pPr>
-      <w:r>
-        <w:rPr>
-          <w:rFonts w:ascii="Calibri" w:hAnsi="Calibri" w:cs="Calibri"/>
-          <w:color w:val="2B2B2B"/>
-          <w:sz w:val="20"/>
-        </w:rPr>
-        <w:t>•  Implemented Salesforce JWT authentication using RSA public/private key pairs, replacing fragile credential-based auth and setting the enterprise standard for Salesforce connectivity.</w:t>
-      </w:r>
-    </w:p>
-    <w:p>
-      <w:pPr>
-        <w:spacing w:after="60" w:line="240" w:lineRule="auto"/>
-        <w:ind w:left="360" w:hanging="200"/>
-        <w:rPr>
-          <w:rFonts w:ascii="Calibri" w:hAnsi="Calibri" w:cs="Calibri"/>
-          <w:color w:val="2B2B2B"/>
-          <w:sz w:val="20"/>
-        </w:rPr>
-      </w:pPr>
-      <w:r>
-        <w:rPr>
-          <w:rFonts w:ascii="Calibri" w:hAnsi="Calibri" w:cs="Calibri"/>
-          <w:color w:val="2B2B2B"/>
-          <w:sz w:val="20"/>
-        </w:rPr>
-        <w:t>•  Automated Flex Gateway API deployments via GitHub Actions workflows, eliminating manual deployment steps and enabling full infrastructure-as-code for API gateway management.</w:t>
-      </w:r>
-    </w:p>
-    <w:p>
-      <w:pPr>
-        <w:spacing w:after="60" w:line="240" w:lineRule="auto"/>
-        <w:ind w:left="360" w:hanging="200"/>
-        <w:rPr>
-          <w:rFonts w:ascii="Calibri" w:hAnsi="Calibri" w:cs="Calibri"/>
-          <w:color w:val="2B2B2B"/>
-          <w:sz w:val="20"/>
-        </w:rPr>
-      </w:pPr>
-      <w:r>
-        <w:rPr>
-          <w:rFonts w:ascii="Calibri" w:hAnsi="Calibri" w:cs="Calibri"/>
-          <w:color w:val="2B2B2B"/>
-          <w:sz w:val="20"/>
-        </w:rPr>
-        <w:t>•  Solved a critical data pipeline constraint by architecting large-payload (10MB+) streaming over Kafka within Mule, enabling high-volume file delivery without timeouts.</w:t>
-      </w:r>
-    </w:p>
-    <w:p>
-      <w:pPr>
-        <w:spacing w:after="60" w:line="240" w:lineRule="auto"/>
-        <w:ind w:left="360" w:hanging="200"/>
-        <w:rPr>
-          <w:rFonts w:ascii="Calibri" w:hAnsi="Calibri" w:cs="Calibri"/>
-          <w:color w:val="2B2B2B"/>
-          <w:sz w:val="20"/>
-        </w:rPr>
-      </w:pPr>
-      <w:r>
-        <w:rPr>
-          <w:rFonts w:ascii="Calibri" w:hAnsi="Calibri" w:cs="Calibri"/>
-          <w:color w:val="2B2B2B"/>
-          <w:sz w:val="20"/>
-        </w:rPr>
-        <w:t>•  Built XML SDK and Java SDK custom connectors for centralized logging and transaction tracking, deployed platform-wide for audit and observability.</w:t>
-      </w:r>
-    </w:p>
-    <w:p>
-      <w:pPr>
-        <w:spacing w:after="60" w:line="240" w:lineRule="auto"/>
-        <w:ind w:left="360" w:hanging="200"/>
-        <w:rPr>
-          <w:rFonts w:ascii="Calibri" w:hAnsi="Calibri" w:cs="Calibri"/>
-          <w:color w:val="2B2B2B"/>
-          <w:sz w:val="20"/>
-        </w:rPr>
-      </w:pPr>
-      <w:r>
-        <w:rPr>
-          <w:rFonts w:ascii="Calibri" w:hAnsi="Calibri" w:cs="Calibri"/>
-          <w:color w:val="2B2B2B"/>
-          <w:sz w:val="20"/>
-        </w:rPr>
-        <w:t>•  Led Java 17 runtime migration across Mule applications - identified compatibility issues, authored migration runbook, and coordinated remediation with development teams.</w:t>
-      </w:r>
-    </w:p>
-    <w:p>
-      <w:pPr>
-        <w:spacing w:after="60" w:line="240" w:lineRule="auto"/>
-        <w:ind w:left="360" w:hanging="200"/>
-        <w:rPr>
-          <w:rFonts w:ascii="Calibri" w:hAnsi="Calibri" w:cs="Calibri"/>
-          <w:color w:val="2B2B2B"/>
-          <w:sz w:val="20"/>
-        </w:rPr>
-      </w:pPr>
-      <w:r>
-        <w:rPr>
-          <w:rFonts w:ascii="Calibri" w:hAnsi="Calibri" w:cs="Calibri"/>
-          <w:color w:val="2B2B2B"/>
-          <w:sz w:val="20"/>
-        </w:rPr>
-        <w:t>•  Integrated Jira connector for automated ticket creation on failed transactions, reducing MTTR by removing manual incident logging.</w:t>
-      </w:r>
-    </w:p>
-    <w:p>
-      <w:pPr>
-        <w:spacing w:after="60" w:line="240" w:lineRule="auto"/>
-        <w:ind w:left="360" w:hanging="200"/>
-        <w:rPr>
-          <w:rFonts w:ascii="Calibri" w:hAnsi="Calibri" w:cs="Calibri"/>
-          <w:color w:val="2B2B2B"/>
-          <w:sz w:val="20"/>
-        </w:rPr>
-      </w:pPr>
-      <w:r>
-        <w:rPr>
-          <w:rFonts w:ascii="Calibri" w:hAnsi="Calibri" w:cs="Calibri"/>
-          <w:color w:val="2B2B2B"/>
-          <w:sz w:val="20"/>
-        </w:rPr>
-        <w:t>•  Configured Microsoft Outlook 365 connector using Microsoft Graph API for LOB notification workflows; connected AWS SES for customer-facing email delivery.</w:t>
-      </w:r>
-    </w:p>
-    <w:p>
-      <w:pPr>
-        <w:spacing w:after="60" w:line="240" w:lineRule="auto"/>
-        <w:ind w:left="360" w:hanging="200"/>
-        <w:rPr>
-          <w:rFonts w:ascii="Calibri" w:hAnsi="Calibri" w:cs="Calibri"/>
-          <w:color w:val="2B2B2B"/>
-          <w:sz w:val="20"/>
-        </w:rPr>
-      </w:pPr>
-      <w:r>
-        <w:rPr>
-          <w:rFonts w:ascii="Calibri" w:hAnsi="Calibri" w:cs="Calibri"/>
-          <w:color w:val="2B2B2B"/>
-          <w:sz w:val="20"/>
-        </w:rPr>
-        <w:t>•  Migrated legacy DataMapper (.grf) transformations to DataWeave (.dwl), modernizing the integration codebase for Mule 4 compatibility.</w:t>
-      </w:r>
-    </w:p>
-    <w:p>
-      <w:pPr>
-        <w:spacing w:after="60" w:line="240" w:lineRule="auto"/>
-        <w:ind w:left="360" w:hanging="200"/>
-        <w:rPr>
-          <w:rFonts w:ascii="Calibri" w:hAnsi="Calibri" w:cs="Calibri"/>
-          <w:color w:val="2B2B2B"/>
-          <w:sz w:val="20"/>
-        </w:rPr>
-      </w:pPr>
-      <w:r>
-        <w:rPr>
-          <w:rFonts w:ascii="Calibri" w:hAnsi="Calibri" w:cs="Calibri"/>
-          <w:color w:val="2B2B2B"/>
-          <w:sz w:val="20"/>
-        </w:rPr>
-        <w:t>•  Designed and deployed a Spring Boot / Kafka consumer microservice for real-time invoice status processing - validating event schema and persisting updates to MySQL.</w:t>
-      </w:r>
-    </w:p>
-    <w:p>
-      <w:pPr>
-        <w:spacing w:after="60" w:line="240" w:lineRule="auto"/>
-        <w:ind w:left="360" w:hanging="200"/>
-        <w:rPr>
-          <w:rFonts w:ascii="Calibri" w:hAnsi="Calibri" w:cs="Calibri"/>
-          <w:color w:val="2B2B2B"/>
-          <w:sz w:val="20"/>
-        </w:rPr>
-      </w:pPr>
-      <w:r>
-        <w:rPr>
-          <w:rFonts w:ascii="Calibri" w:hAnsi="Calibri" w:cs="Calibri"/>
-          <w:color w:val="2B2B2B"/>
-          <w:sz w:val="20"/>
-        </w:rPr>
-        <w:t>•  Architected a TypeScript / Hono loyalty services gateway exposing five loyalty operations (earn, redeem, cancel, get, cancel-redeem) to backend Spring Boot services.</w:t>
+        <w:t xml:space="preserve">Platform Engineering &amp; Innovation</w:t>
+      </w:r>
+    </w:p>
+    <w:p>
+      <w:pPr>
+        <w:spacing w:after="60" w:line="240" w:lineRule="auto"/>
+        <w:ind w:left="360" w:hanging="200"/>
+        <w:rPr>
+          <w:rFonts w:ascii="Calibri" w:hAnsi="Calibri" w:cs="Calibri"/>
+          <w:color w:val="2B2B2B"/>
+          <w:sz w:val="20"/>
+        </w:rPr>
+      </w:pPr>
+      <w:r>
+        <w:rPr>
+          <w:rFonts w:ascii="Calibri" w:hAnsi="Calibri" w:cs="Calibri"/>
+          <w:color w:val="2B2B2B"/>
+          <w:sz w:val="20"/>
+        </w:rPr>
+        <w:t xml:space="preserve">•  Built AWS Signature V4 signing for AWS SES, the reusable pattern for all AWS integrations.</w:t>
+      </w:r>
+    </w:p>
+    <w:p>
+      <w:pPr>
+        <w:spacing w:after="60" w:line="240" w:lineRule="auto"/>
+        <w:ind w:left="360" w:hanging="200"/>
+        <w:rPr>
+          <w:rFonts w:ascii="Calibri" w:hAnsi="Calibri" w:cs="Calibri"/>
+          <w:color w:val="2B2B2B"/>
+          <w:sz w:val="20"/>
+        </w:rPr>
+      </w:pPr>
+      <w:r>
+        <w:rPr>
+          <w:rFonts w:ascii="Calibri" w:hAnsi="Calibri" w:cs="Calibri"/>
+          <w:color w:val="2B2B2B"/>
+          <w:sz w:val="20"/>
+        </w:rPr>
+        <w:t xml:space="preserve">•  Implemented Salesforce JWT auth with RSA key pairs, the enterprise standard for Salesforce.</w:t>
+      </w:r>
+    </w:p>
+    <w:p>
+      <w:pPr>
+        <w:spacing w:after="60" w:line="240" w:lineRule="auto"/>
+        <w:ind w:left="360" w:hanging="200"/>
+        <w:rPr>
+          <w:rFonts w:ascii="Calibri" w:hAnsi="Calibri" w:cs="Calibri"/>
+          <w:color w:val="2B2B2B"/>
+          <w:sz w:val="20"/>
+        </w:rPr>
+      </w:pPr>
+      <w:r>
+        <w:rPr>
+          <w:rFonts w:ascii="Calibri" w:hAnsi="Calibri" w:cs="Calibri"/>
+          <w:color w:val="2B2B2B"/>
+          <w:sz w:val="20"/>
+        </w:rPr>
+        <w:t xml:space="preserve">•  Implemented Kafka streaming for 10 MB+ payloads in Mule, removing delivery timeouts.</w:t>
+      </w:r>
+    </w:p>
+    <w:p>
+      <w:pPr>
+        <w:spacing w:after="60" w:line="240" w:lineRule="auto"/>
+        <w:ind w:left="360" w:hanging="200"/>
+        <w:rPr>
+          <w:rFonts w:ascii="Calibri" w:hAnsi="Calibri" w:cs="Calibri"/>
+          <w:color w:val="2B2B2B"/>
+          <w:sz w:val="20"/>
+        </w:rPr>
+      </w:pPr>
+      <w:r>
+        <w:rPr>
+          <w:rFonts w:ascii="Calibri" w:hAnsi="Calibri" w:cs="Calibri"/>
+          <w:color w:val="2B2B2B"/>
+          <w:sz w:val="20"/>
+        </w:rPr>
+        <w:t xml:space="preserve">•  Automated Flex Gateway deployments via GitHub Actions as infrastructure-as-code.</w:t>
+      </w:r>
+    </w:p>
+    <w:p>
+      <w:pPr>
+        <w:spacing w:after="60" w:line="240" w:lineRule="auto"/>
+        <w:ind w:left="360" w:hanging="200"/>
+        <w:rPr>
+          <w:rFonts w:ascii="Calibri" w:hAnsi="Calibri" w:cs="Calibri"/>
+          <w:color w:val="2B2B2B"/>
+          <w:sz w:val="20"/>
+        </w:rPr>
+      </w:pPr>
+      <w:r>
+        <w:rPr>
+          <w:rFonts w:ascii="Calibri" w:hAnsi="Calibri" w:cs="Calibri"/>
+          <w:color w:val="2B2B2B"/>
+          <w:sz w:val="20"/>
+        </w:rPr>
+        <w:t xml:space="preserve">•  Built XML/Java SDK custom connectors for platform-wide logging and transaction tracking.</w:t>
+      </w:r>
+    </w:p>
+    <w:p>
+      <w:pPr>
+        <w:spacing w:after="60" w:line="240" w:lineRule="auto"/>
+        <w:ind w:left="360" w:hanging="200"/>
+        <w:rPr>
+          <w:rFonts w:ascii="Calibri" w:hAnsi="Calibri" w:cs="Calibri"/>
+          <w:color w:val="2B2B2B"/>
+          <w:sz w:val="20"/>
+        </w:rPr>
+      </w:pPr>
+      <w:r>
+        <w:rPr>
+          <w:rFonts w:ascii="Calibri" w:hAnsi="Calibri" w:cs="Calibri"/>
+          <w:color w:val="2B2B2B"/>
+          <w:sz w:val="20"/>
+        </w:rPr>
+        <w:t xml:space="preserve">•  Led the Java 17 migration across Mule apps, authoring the runbook and coordinating fixes.</w:t>
+      </w:r>
+    </w:p>
+    <w:p>
+      <w:pPr>
+        <w:spacing w:after="60" w:line="240" w:lineRule="auto"/>
+        <w:ind w:left="360" w:hanging="200"/>
+        <w:rPr>
+          <w:rFonts w:ascii="Calibri" w:hAnsi="Calibri" w:cs="Calibri"/>
+          <w:color w:val="2B2B2B"/>
+          <w:sz w:val="20"/>
+        </w:rPr>
+      </w:pPr>
+      <w:r>
+        <w:rPr>
+          <w:rFonts w:ascii="Calibri" w:hAnsi="Calibri" w:cs="Calibri"/>
+          <w:color w:val="2B2B2B"/>
+          <w:sz w:val="20"/>
+        </w:rPr>
+        <w:t xml:space="preserve">•  Automated Jira tickets on failed transactions, reducing MTTR.</w:t>
+      </w:r>
+    </w:p>
+    <w:p>
+      <w:pPr>
+        <w:spacing w:after="60" w:line="240" w:lineRule="auto"/>
+        <w:ind w:left="360" w:hanging="200"/>
+        <w:rPr>
+          <w:rFonts w:ascii="Calibri" w:hAnsi="Calibri" w:cs="Calibri"/>
+          <w:color w:val="2B2B2B"/>
+          <w:sz w:val="20"/>
+        </w:rPr>
+      </w:pPr>
+      <w:r>
+        <w:rPr>
+          <w:rFonts w:ascii="Calibri" w:hAnsi="Calibri" w:cs="Calibri"/>
+          <w:color w:val="2B2B2B"/>
+          <w:sz w:val="20"/>
+        </w:rPr>
+        <w:t xml:space="preserve">•  Built a Spring Boot / Kafka consumer for real-time invoice status, persisting to MySQL.</w:t>
+      </w:r>
+    </w:p>
+    <w:p>
+      <w:pPr>
+        <w:spacing w:after="60" w:line="240" w:lineRule="auto"/>
+        <w:ind w:left="360" w:hanging="200"/>
+        <w:rPr>
+          <w:rFonts w:ascii="Calibri" w:hAnsi="Calibri" w:cs="Calibri"/>
+          <w:color w:val="2B2B2B"/>
+          <w:sz w:val="20"/>
+        </w:rPr>
+      </w:pPr>
+      <w:r>
+        <w:rPr>
+          <w:rFonts w:ascii="Calibri" w:hAnsi="Calibri" w:cs="Calibri"/>
+          <w:color w:val="2B2B2B"/>
+          <w:sz w:val="20"/>
+        </w:rPr>
+        <w:t xml:space="preserve">•  Architected a TypeScript / Hono loyalty gateway fronting Spring Boot services.</w:t>
+      </w:r>
+    </w:p>
+    <w:p>
+      <w:pPr>
+        <w:spacing w:after="60" w:line="240" w:lineRule="auto"/>
+        <w:ind w:left="360" w:hanging="200"/>
+        <w:rPr>
+          <w:rFonts w:ascii="Calibri" w:hAnsi="Calibri" w:cs="Calibri"/>
+          <w:color w:val="2B2B2B"/>
+          <w:sz w:val="20"/>
+        </w:rPr>
+      </w:pPr>
+      <w:r>
+        <w:rPr>
+          <w:rFonts w:ascii="Calibri" w:hAnsi="Calibri" w:cs="Calibri"/>
+          <w:color w:val="2B2B2B"/>
+          <w:sz w:val="20"/>
+        </w:rPr>
+        <w:t xml:space="preserve">•  Wired Outlook 365 (Graph API) and AWS SES for business and customer notifications.</w:t>
+      </w:r>
+    </w:p>
+    <w:p>
+      <w:pPr>
+        <w:spacing w:after="60" w:line="240" w:lineRule="auto"/>
+        <w:ind w:left="360" w:hanging="200"/>
+        <w:rPr>
+          <w:rFonts w:ascii="Calibri" w:hAnsi="Calibri" w:cs="Calibri"/>
+          <w:color w:val="2B2B2B"/>
+          <w:sz w:val="20"/>
+        </w:rPr>
+      </w:pPr>
+      <w:r>
+        <w:rPr>
+          <w:rFonts w:ascii="Calibri" w:hAnsi="Calibri" w:cs="Calibri"/>
+          <w:color w:val="2B2B2B"/>
+          <w:sz w:val="20"/>
+        </w:rPr>
+        <w:t xml:space="preserve">•  Migrated legacy DataMapper transformations to DataWeave for Mule 4.</w:t>
+      </w:r>
+    </w:p>
+    <w:p>
+      <w:pPr>
+        <w:spacing w:before="140" w:after="60" w:line="240" w:lineRule="auto"/>
+        <w:rPr>
+          <w:rFonts w:ascii="Calibri" w:hAnsi="Calibri" w:cs="Calibri"/>
+          <w:b/>
+          <w:color w:val="B8492A"/>
+          <w:sz w:val="19"/>
+        </w:rPr>
+      </w:pPr>
+      <w:r>
+        <w:rPr>
+          <w:rFonts w:ascii="Calibri" w:hAnsi="Calibri" w:cs="Calibri"/>
+          <w:b/>
+          <w:color w:val="B8492A"/>
+          <w:sz w:val="19"/>
+        </w:rPr>
+        <w:t xml:space="preserve">MuleSoft Platform</w:t>
+      </w:r>
+    </w:p>
+    <w:p>
+      <w:pPr>
+        <w:spacing w:after="60" w:line="240" w:lineRule="auto"/>
+        <w:ind w:left="360" w:hanging="200"/>
+        <w:rPr>
+          <w:rFonts w:ascii="Calibri" w:hAnsi="Calibri" w:cs="Calibri"/>
+          <w:color w:val="2B2B2B"/>
+          <w:sz w:val="20"/>
+        </w:rPr>
+      </w:pPr>
+      <w:r>
+        <w:rPr>
+          <w:rFonts w:ascii="Calibri" w:hAnsi="Calibri" w:cs="Calibri"/>
+          <w:color w:val="2B2B2B"/>
+          <w:sz w:val="20"/>
+        </w:rPr>
+        <w:t xml:space="preserve">•  Built Terraform IaC to deploy and configure APIs on MuleSoft Omni Gateway, giving consistent, repeatable deployments across environments.</w:t>
+      </w:r>
+    </w:p>
+    <w:p>
+      <w:pPr>
+        <w:spacing w:after="60" w:line="240" w:lineRule="auto"/>
+        <w:ind w:left="360" w:hanging="200"/>
+        <w:rPr>
+          <w:rFonts w:ascii="Calibri" w:hAnsi="Calibri" w:cs="Calibri"/>
+          <w:color w:val="2B2B2B"/>
+          <w:sz w:val="20"/>
+        </w:rPr>
+      </w:pPr>
+      <w:r>
+        <w:rPr>
+          <w:rFonts w:ascii="Calibri" w:hAnsi="Calibri" w:cs="Calibri"/>
+          <w:color w:val="2B2B2B"/>
+          <w:sz w:val="20"/>
+        </w:rPr>
+        <w:t xml:space="preserve">•  Applied MuleSoft API management and gateway capabilities for secure API exposure in platform modernization.</w:t>
+      </w:r>
+    </w:p>
+    <w:p>
+      <w:pPr>
+        <w:spacing w:before="140" w:after="60" w:line="240" w:lineRule="auto"/>
+        <w:rPr>
+          <w:rFonts w:ascii="Calibri" w:hAnsi="Calibri" w:cs="Calibri"/>
+          <w:b/>
+          <w:color w:val="B8492A"/>
+          <w:sz w:val="19"/>
+        </w:rPr>
+      </w:pPr>
+      <w:r>
+        <w:rPr>
+          <w:rFonts w:ascii="Calibri" w:hAnsi="Calibri" w:cs="Calibri"/>
+          <w:b/>
+          <w:color w:val="B8492A"/>
+          <w:sz w:val="19"/>
+        </w:rPr>
+        <w:t xml:space="preserve">AWS / Cloud Engineering</w:t>
+      </w:r>
+    </w:p>
+    <w:p>
+      <w:pPr>
+        <w:spacing w:after="60" w:line="240" w:lineRule="auto"/>
+        <w:ind w:left="360" w:hanging="200"/>
+        <w:rPr>
+          <w:rFonts w:ascii="Calibri" w:hAnsi="Calibri" w:cs="Calibri"/>
+          <w:color w:val="2B2B2B"/>
+          <w:sz w:val="20"/>
+        </w:rPr>
+      </w:pPr>
+      <w:r>
+        <w:rPr>
+          <w:rFonts w:ascii="Calibri" w:hAnsi="Calibri" w:cs="Calibri"/>
+          <w:color w:val="2B2B2B"/>
+          <w:sz w:val="20"/>
+        </w:rPr>
+        <w:t xml:space="preserve">•  Built serverless AWS Lambda jobs for MySQL data processing, status updates and daily email reports.</w:t>
+      </w:r>
+    </w:p>
+    <w:p>
+      <w:pPr>
+        <w:spacing w:after="60" w:line="240" w:lineRule="auto"/>
+        <w:ind w:left="360" w:hanging="200"/>
+        <w:rPr>
+          <w:rFonts w:ascii="Calibri" w:hAnsi="Calibri" w:cs="Calibri"/>
+          <w:color w:val="2B2B2B"/>
+          <w:sz w:val="20"/>
+        </w:rPr>
+      </w:pPr>
+      <w:r>
+        <w:rPr>
+          <w:rFonts w:ascii="Calibri" w:hAnsi="Calibri" w:cs="Calibri"/>
+          <w:color w:val="2B2B2B"/>
+          <w:sz w:val="20"/>
+        </w:rPr>
+        <w:t xml:space="preserve">•  Fronted existing Spring Boot services with Amazon API Gateway for secure, scalable access.</w:t>
+      </w:r>
+    </w:p>
+    <w:p>
+      <w:pPr>
+        <w:spacing w:after="60" w:line="240" w:lineRule="auto"/>
+        <w:ind w:left="360" w:hanging="200"/>
+        <w:rPr>
+          <w:rFonts w:ascii="Calibri" w:hAnsi="Calibri" w:cs="Calibri"/>
+          <w:color w:val="2B2B2B"/>
+          <w:sz w:val="20"/>
+        </w:rPr>
+      </w:pPr>
+      <w:r>
+        <w:rPr>
+          <w:rFonts w:ascii="Calibri" w:hAnsi="Calibri" w:cs="Calibri"/>
+          <w:color w:val="2B2B2B"/>
+          <w:sz w:val="20"/>
+        </w:rPr>
+        <w:t xml:space="preserve">•  Improved CI/CD and deployment processes in platform modernization work, speeding releases.</w:t>
+      </w:r>
+    </w:p>
+    <w:p>
+      <w:pPr>
+        <w:spacing w:after="60" w:line="240" w:lineRule="auto"/>
+        <w:ind w:left="360" w:hanging="200"/>
+        <w:rPr>
+          <w:rFonts w:ascii="Calibri" w:hAnsi="Calibri" w:cs="Calibri"/>
+          <w:color w:val="2B2B2B"/>
+          <w:sz w:val="20"/>
+        </w:rPr>
+      </w:pPr>
+      <w:r>
+        <w:rPr>
+          <w:rFonts w:ascii="Calibri" w:hAnsi="Calibri" w:cs="Calibri"/>
+          <w:color w:val="2B2B2B"/>
+          <w:sz w:val="20"/>
+        </w:rPr>
+        <w:t xml:space="preserve">•  Managed IAM roles and permissions and service-to-service access across AWS workloads.</w:t>
       </w:r>
     </w:p>
     <w:p>

--- a/resumes/Thayagapriyan-Dravidamani-Resume.docx
+++ b/resumes/Thayagapriyan-Dravidamani-Resume.docx
@@ -810,6 +810,25 @@
           <w:sz w:val="19"/>
         </w:rPr>
         <w:t xml:space="preserve">MuleSoft Platform</w:t>
+      </w:r>
+    </w:p>
+    <w:p>
+      <w:pPr>
+        <w:spacing w:after="60" w:line="240" w:lineRule="auto"/>
+        <w:ind w:left="360" w:hanging="200"/>
+        <w:rPr>
+          <w:rFonts w:ascii="Calibri" w:hAnsi="Calibri" w:cs="Calibri"/>
+          <w:color w:val="2B2B2B"/>
+          <w:sz w:val="20"/>
+        </w:rPr>
+      </w:pPr>
+      <w:r>
+        <w:rPr>
+          <w:rFonts w:ascii="Calibri" w:hAnsi="Calibri" w:cs="Calibri"/>
+          <w:color w:val="2B2B2B"/>
+          <w:sz w:val="20"/>
+        </w:rPr>
+        <w:t xml:space="preserve">•  Architected a custom dynamic client registration solution integrating MuleSoft with PingFederate, automating API client onboarding and identity management.</w:t>
       </w:r>
     </w:p>
     <w:p>
